--- a/★AI関連ファイル/projects/カンニング用_Googleドキュメント用.docx
+++ b/★AI関連ファイル/projects/カンニング用_Googleドキュメント用.docx
@@ -79,7 +79,7 @@
         <w:pStyle w:val="ListBullet"/>
       </w:pPr>
       <w:r>
-        <w:t>負担　高い金利の負債を置いたまま投資を増やさないこと</w:t>
+        <w:t>負担　繰上げ返済のボタンを、今日は押さないこと</w:t>
       </w:r>
     </w:p>
     <w:p>
@@ -127,7 +127,7 @@
         <w:pStyle w:val="ListBullet"/>
       </w:pPr>
       <w:r>
-        <w:t>8–11　負担（代表は払う金利＋物価）</w:t>
+        <w:t>8–11　負担（繰上げを止める。125%と見直し確認）</w:t>
       </w:r>
     </w:p>
     <w:p>
@@ -271,7 +271,7 @@
         <w:pStyle w:val="ListBullet"/>
       </w:pPr>
       <w:r>
-        <w:t>負担の変動ローン（約172字）</w:t>
+        <w:t>負担の125%の数字例</w:t>
       </w:r>
     </w:p>
     <w:p>
@@ -279,7 +279,7 @@
         <w:pStyle w:val="ListBullet"/>
       </w:pPr>
       <w:r>
-        <w:t>「変動ローンは、ニュースの翌日には来ません。」から「決着しません。」まで。</w:t>
+        <w:t>「今の返済が月10万円なら…」の一文だけ落としても棚は持つ。</w:t>
       </w:r>
     </w:p>
     <w:p>
@@ -287,7 +287,7 @@
         <w:pStyle w:val="ListBullet"/>
       </w:pPr>
       <w:r>
-        <w:t>ただし、残債がある人が多い回なら、ここは切らずに 3 を深く切る。</w:t>
+        <w:t>残債・焦るな・見直し確認・今日は返さない、は残す。</w:t>
       </w:r>
     </w:p>
     <w:p>
@@ -295,7 +295,7 @@
         <w:pStyle w:val="ListBullet"/>
       </w:pPr>
       <w:r>
-        <w:t>物価の段落（「もう一つ。金利が付いても」）は残す。負担は代表＋物価で1セット。</w:t>
+        <w:t>残債がある人が少ない回なら、負担パート全体を短くし、頭へ早めに入る。</w:t>
       </w:r>
     </w:p>
     <w:p>
@@ -399,7 +399,7 @@
         <w:pStyle w:val="ListBullet"/>
       </w:pPr>
       <w:r>
-        <w:t>負担の「カードのリボ、カードローン、教育ローン、自動車ローン」。列挙は速くなる。1つずつ置く</w:t>
+        <w:t>負担の「次の見直しはいつか、125%はあるか、月々がいくら増えたら嫌か」。三つは区切って言う</w:t>
       </w:r>
     </w:p>
     <w:p>
@@ -485,7 +485,7 @@
         <w:pStyle w:val="ListBullet"/>
       </w:pPr>
       <w:r>
-        <w:t>「誘われて、縛られて、痛んで、平均で安心する。」</w:t>
+        <w:t>「誘われて、縛られて、繰上げしたくなって、平均で安心する。」</w:t>
       </w:r>
     </w:p>
     <w:p>
@@ -528,7 +528,7 @@
         <w:pStyle w:val="ListBullet"/>
       </w:pPr>
       <w:r>
-        <w:t>負担は事務的に。心配させる声にしない</w:t>
+        <w:t>負担は落ち着いて。繰上げを責める声にしない。「返したくなるのは自然」を先に認める</w:t>
       </w:r>
     </w:p>
     <w:p>

--- a/★AI関連ファイル/projects/カンニング用_Googleドキュメント用.docx
+++ b/★AI関連ファイル/projects/カンニング用_Googleドキュメント用.docx
@@ -177,7 +177,7 @@
         <w:pStyle w:val="Heading1"/>
       </w:pPr>
       <w:r>
-        <w:t>時間が押した時の切り方（12分版）</w:t>
+        <w:t>選んで削るときの目安</w:t>
       </w:r>
     </w:p>
     <w:p>
@@ -188,7 +188,7 @@
         <w:rPr>
           <w:sz w:val="26"/>
         </w:rPr>
-        <w:t>原則: 在庫の段落だけを落とす。棚の名前・代表・一手・世代の一句は絶対に残す。</w:t>
+        <w:t>全部読むと15分を超える。本番では選ぶ。</w:t>
       </w:r>
     </w:p>
     <w:p>
@@ -199,103 +199,42 @@
         <w:rPr>
           <w:sz w:val="26"/>
         </w:rPr>
-        <w:t>切る場所は4つ。上から順に落とす。</w:t>
+        <w:t>残すと軸がぶれないもの</w:t>
+        <w:br/>
       </w:r>
-    </w:p>
-    <w:p>
-      <w:pPr>
-        <w:pStyle w:val="ListBullet"/>
-      </w:pPr>
       <w:r>
-        <w:t>勧誘の在庫（約220字）</w:t>
+        <w:rPr>
+          <w:sz w:val="26"/>
+        </w:rPr>
+        <w:t>- 冒頭の「前回は取りにいく話／今日は引っかかり」</w:t>
+        <w:br/>
       </w:r>
-    </w:p>
-    <w:p>
-      <w:pPr>
-        <w:pStyle w:val="ListBullet"/>
-      </w:pPr>
       <w:r>
-        <w:t>「同じ棚に、ほかも入っています。名前だけ置きます。」から、預金金利・貯蓄性保険・子ども孫の3段落まで、まるごと。</w:t>
+        <w:rPr>
+          <w:sz w:val="26"/>
+        </w:rPr>
+        <w:t>- 4つの棚の名前</w:t>
+        <w:br/>
       </w:r>
-    </w:p>
-    <w:p>
-      <w:pPr>
-        <w:pStyle w:val="ListBullet"/>
-      </w:pPr>
       <w:r>
-        <w:t>「明後日も残っています」から、そのまま「この棚の今日の一手は」へ飛ぶ。</w:t>
+        <w:rPr>
+          <w:sz w:val="26"/>
+        </w:rPr>
+        <w:t>- 各棚の「今日の一手」</w:t>
+        <w:br/>
       </w:r>
-    </w:p>
-    <w:p>
-      <w:pPr>
-        <w:pStyle w:val="ListBullet"/>
-      </w:pPr>
       <w:r>
-        <w:t>頭の在庫（約224字）</w:t>
+        <w:rPr>
+          <w:sz w:val="26"/>
+        </w:rPr>
+        <w:t>- 負担の「繰上げしたくなる→今日は止める」（残債がある人がいる回）</w:t>
+        <w:br/>
       </w:r>
-    </w:p>
-    <w:p>
-      <w:pPr>
-        <w:pStyle w:val="ListBullet"/>
-      </w:pPr>
       <w:r>
-        <w:t>「名前だけ、あと3つ。」から、見る回数・飛びつき・名前の勘違いの3段落まで、まるごと。</w:t>
-      </w:r>
-    </w:p>
-    <w:p>
-      <w:pPr>
-        <w:pStyle w:val="ListBullet"/>
-      </w:pPr>
-      <w:r>
-        <w:t>代表（平均）だけで棚を閉じる。</w:t>
-      </w:r>
-    </w:p>
-    <w:p>
-      <w:pPr>
-        <w:pStyle w:val="ListBullet"/>
-      </w:pPr>
-      <w:r>
-        <w:t>縛りの在庫（約186字）</w:t>
-      </w:r>
-    </w:p>
-    <w:p>
-      <w:pPr>
-        <w:pStyle w:val="ListBullet"/>
-      </w:pPr>
-      <w:r>
-        <w:t>「同じ棚に、名前だけ置きます。」から、個人向け国債・古い口座の2段落まで、まるごと。</w:t>
-      </w:r>
-    </w:p>
-    <w:p>
-      <w:pPr>
-        <w:pStyle w:val="ListBullet"/>
-      </w:pPr>
-      <w:r>
-        <w:t>負担の125%の数字例</w:t>
-      </w:r>
-    </w:p>
-    <w:p>
-      <w:pPr>
-        <w:pStyle w:val="ListBullet"/>
-      </w:pPr>
-      <w:r>
-        <w:t>「今の返済が月10万円なら…」の一文だけ落としても棚は持つ。</w:t>
-      </w:r>
-    </w:p>
-    <w:p>
-      <w:pPr>
-        <w:pStyle w:val="ListBullet"/>
-      </w:pPr>
-      <w:r>
-        <w:t>残債・焦るな・見直し確認・今日は返さない、は残す。</w:t>
-      </w:r>
-    </w:p>
-    <w:p>
-      <w:pPr>
-        <w:pStyle w:val="ListBullet"/>
-      </w:pPr>
-      <w:r>
-        <w:t>残債がある人が少ない回なら、負担パート全体を短くし、頭へ早めに入る。</w:t>
+        <w:rPr>
+          <w:sz w:val="26"/>
+        </w:rPr>
+        <w:t>- 締めの「新しい金利商品を増やさない」「48時間」「11月の掃除」</w:t>
       </w:r>
     </w:p>
     <w:p>
@@ -306,14 +245,42 @@
         <w:rPr>
           <w:sz w:val="26"/>
         </w:rPr>
-        <w:t>4つ全部落とすと 約2,860字。毎分240字で、およそ11分50秒。</w:t>
+        <w:t>落としやすいブロック</w:t>
         <w:br/>
       </w:r>
       <w:r>
         <w:rPr>
           <w:sz w:val="26"/>
         </w:rPr>
-        <w:t>2つだけ落とすと 約3,220字で、13分20秒。押し方に応じて選ぶ。</w:t>
+        <w:t>- 勧誘の在庫3つ（預金金利・保険・孫）の詳細</w:t>
+        <w:br/>
+      </w:r>
+      <w:r>
+        <w:rPr>
+          <w:sz w:val="26"/>
+        </w:rPr>
+        <w:t>- 縛りの国債の数字、古い口座の具体例（どちらか一方でも可）</w:t>
+        <w:br/>
+      </w:r>
+      <w:r>
+        <w:rPr>
+          <w:sz w:val="26"/>
+        </w:rPr>
+        <w:t>- 負担の「なぜ急ぐか」「元本が減りにくくなる」補足</w:t>
+        <w:br/>
+      </w:r>
+      <w:r>
+        <w:rPr>
+          <w:sz w:val="26"/>
+        </w:rPr>
+        <w:t>- 頭の在庫3つ（見る回数・飛びつき・名前の勘違い）の詳細</w:t>
+        <w:br/>
+      </w:r>
+      <w:r>
+        <w:rPr>
+          <w:sz w:val="26"/>
+        </w:rPr>
+        <w:t>- 世代対比は、各棚で毎回言わなくてもよい。冒頭と締めだけでも可</w:t>
       </w:r>
     </w:p>
     <w:p>
@@ -324,47 +291,14 @@
         <w:rPr>
           <w:sz w:val="26"/>
         </w:rPr>
-        <w:t>切ってはいけない場所</w:t>
+        <w:t>12分に寄せるなら</w:t>
+        <w:br/>
       </w:r>
-    </w:p>
-    <w:p>
-      <w:pPr>
-        <w:pStyle w:val="ListBullet"/>
-      </w:pPr>
       <w:r>
-        <w:t>冒頭の「前回は取りにいく話／今日は引っかかりの話」</w:t>
-      </w:r>
-    </w:p>
-    <w:p>
-      <w:pPr>
-        <w:pStyle w:val="ListBullet"/>
-      </w:pPr>
-      <w:r>
-        <w:t>4つの棚の名前（勧誘・縛り・負担・頭）</w:t>
-      </w:r>
-    </w:p>
-    <w:p>
-      <w:pPr>
-        <w:pStyle w:val="ListBullet"/>
-      </w:pPr>
-      <w:r>
-        <w:t>各棚の「この棚の今日の一手は、○○しないことです。」4回</w:t>
-      </w:r>
-    </w:p>
-    <w:p>
-      <w:pPr>
-        <w:pStyle w:val="ListBullet"/>
-      </w:pPr>
-      <w:r>
-        <w:t>締めの「新しい金利商品を増やさない」「勧誘を48時間置く」</w:t>
-      </w:r>
-    </w:p>
-    <w:p>
-      <w:pPr>
-        <w:pStyle w:val="ListBullet"/>
-      </w:pPr>
-      <w:r>
-        <w:t>11月のお掃除の予告</w:t>
+        <w:rPr>
+          <w:sz w:val="26"/>
+        </w:rPr>
+        <w:t>在庫を全部落とし、各棚は代表＋一手＋世代一句（または世代は冒頭と締めのみ）。</w:t>
       </w:r>
     </w:p>
     <w:p>
@@ -377,13 +311,10 @@
     </w:p>
     <w:p>
       <w:pPr>
-        <w:jc w:val="left"/>
+        <w:pStyle w:val="ListBullet"/>
       </w:pPr>
       <w:r>
-        <w:rPr>
-          <w:sz w:val="26"/>
-        </w:rPr>
-        <w:t>早口になりやすい場所（意識してゆっくり）</w:t>
+        <w:t>長め原稿なので、読み上げ速度より「どこを今日使うか」を先に決める</w:t>
       </w:r>
     </w:p>
     <w:p>
@@ -391,7 +322,7 @@
         <w:pStyle w:val="ListBullet"/>
       </w:pPr>
       <w:r>
-        <w:t>冒頭の「20代30代にとっての金利は／50代60代にとっての金利は」の2行。ここが今日の眼鏡なので、急ぐと全部ぼやける</w:t>
+        <w:t>勧誘のユーモア（椅子をすすめられる）は残すと場が温まる</w:t>
       </w:r>
     </w:p>
     <w:p>
@@ -399,7 +330,7 @@
         <w:pStyle w:val="ListBullet"/>
       </w:pPr>
       <w:r>
-        <w:t>負担の「次の見直しはいつか、125%はあるか、月々がいくら増えたら嫌か」。三つは区切って言う</w:t>
+        <w:t>負担は責めない。「返したくなるのは自然」を先に認める</w:t>
       </w:r>
     </w:p>
     <w:p>
@@ -407,7 +338,7 @@
         <w:pStyle w:val="ListBullet"/>
       </w:pPr>
       <w:r>
-        <w:t>頭の「名前だけ、あと3つ。」以降。短い段落が続くので、走りやすい。段落ごとに一拍</w:t>
+        <w:t>125%は名前と月10万の例だけでも通じる。深追いしない</w:t>
       </w:r>
     </w:p>
     <w:p>
@@ -415,18 +346,7 @@
         <w:pStyle w:val="ListBullet"/>
       </w:pPr>
       <w:r>
-        <w:t>各棚の在庫の段落。読み上げになりかけたら、それは速すぎる合図</w:t>
-      </w:r>
-    </w:p>
-    <w:p>
-      <w:pPr>
-        <w:jc w:val="left"/>
-      </w:pPr>
-      <w:r>
-        <w:rPr>
-          <w:sz w:val="26"/>
-        </w:rPr>
-        <w:t>間を置く場所（1〜2秒、黙る）</w:t>
+        <w:t>「○○しないことです」の語尾は下げて言い切る</w:t>
       </w:r>
     </w:p>
     <w:p>
@@ -434,144 +354,7 @@
         <w:pStyle w:val="ListBullet"/>
       </w:pPr>
       <w:r>
-        <w:t>「引っかかりは、大きく4つです。」の直後。棚の名前を言う前に一拍</w:t>
-      </w:r>
-    </w:p>
-    <w:p>
-      <w:pPr>
-        <w:pStyle w:val="ListBullet"/>
-      </w:pPr>
-      <w:r>
-        <w:t>「この棚の今日の一手は、○○しないことです。」を言い切ったあと。4回とも、次の棚に入る前に必ず空ける</w:t>
-      </w:r>
-    </w:p>
-    <w:p>
-      <w:pPr>
-        <w:pStyle w:val="ListBullet"/>
-      </w:pPr>
-      <w:r>
-        <w:t>「それは平均の話で、うちの話ではありません。」のあと</w:t>
-      </w:r>
-    </w:p>
-    <w:p>
-      <w:pPr>
-        <w:pStyle w:val="ListBullet"/>
-      </w:pPr>
-      <w:r>
-        <w:t>「利息より先に、引っかかりを疑ってください。」と「以上です。」の間</w:t>
-      </w:r>
-    </w:p>
-    <w:p>
-      <w:pPr>
-        <w:jc w:val="left"/>
-      </w:pPr>
-      <w:r>
-        <w:rPr>
-          <w:sz w:val="26"/>
-        </w:rPr>
-        <w:t>読点で息を切る行（読点を全部使う。つなげない）</w:t>
-      </w:r>
-    </w:p>
-    <w:p>
-      <w:pPr>
-        <w:pStyle w:val="ListBullet"/>
-      </w:pPr>
-      <w:r>
-        <w:t>「口座も、定期も、保険も、国債も、今あるもので止める。」</w:t>
-      </w:r>
-    </w:p>
-    <w:p>
-      <w:pPr>
-        <w:pStyle w:val="ListBullet"/>
-      </w:pPr>
-      <w:r>
-        <w:t>「誘われて、縛られて、繰上げしたくなって、平均で安心する。」</w:t>
-      </w:r>
-    </w:p>
-    <w:p>
-      <w:pPr>
-        <w:pStyle w:val="ListBullet"/>
-      </w:pPr>
-      <w:r>
-        <w:t>「その200万は、定期に入れない。現金のまま残していい。」</w:t>
-      </w:r>
-    </w:p>
-    <w:p>
-      <w:pPr>
-        <w:jc w:val="left"/>
-      </w:pPr>
-      <w:r>
-        <w:rPr>
-          <w:sz w:val="26"/>
-        </w:rPr>
-        <w:t>温度</w:t>
-      </w:r>
-    </w:p>
-    <w:p>
-      <w:pPr>
-        <w:pStyle w:val="ListBullet"/>
-      </w:pPr>
-      <w:r>
-        <w:t>勧誘は少し笑いながら。「今は、椅子をすすめられます。」は軽く落とす</w:t>
-      </w:r>
-    </w:p>
-    <w:p>
-      <w:pPr>
-        <w:pStyle w:val="ListBullet"/>
-      </w:pPr>
-      <w:r>
-        <w:t>縛りは具体に。数字（1年、3年、200万）ははっきり</w:t>
-      </w:r>
-    </w:p>
-    <w:p>
-      <w:pPr>
-        <w:pStyle w:val="ListBullet"/>
-      </w:pPr>
-      <w:r>
-        <w:t>負担は落ち着いて。繰上げを責める声にしない。「返したくなるのは自然」を先に認める</w:t>
-      </w:r>
-    </w:p>
-    <w:p>
-      <w:pPr>
-        <w:pStyle w:val="ListBullet"/>
-      </w:pPr>
-      <w:r>
-        <w:t>頭は少しだけ強く。ただし「皆さんは間違っている」の声にしない</w:t>
-      </w:r>
-    </w:p>
-    <w:p>
-      <w:pPr>
-        <w:jc w:val="left"/>
-      </w:pPr>
-      <w:r>
-        <w:rPr>
-          <w:sz w:val="26"/>
-        </w:rPr>
-        <w:t>共通</w:t>
-      </w:r>
-    </w:p>
-    <w:p>
-      <w:pPr>
-        <w:pStyle w:val="ListBullet"/>
-      </w:pPr>
-      <w:r>
-        <w:t>「○○しないことです」の語尾は、下げて言い切る。上げると相談になる</w:t>
-      </w:r>
-    </w:p>
-    <w:p>
-      <w:pPr>
-        <w:pStyle w:val="ListBullet"/>
-      </w:pPr>
-      <w:r>
-        <w:t>「若い人」を言うとき、声を落とさない。下げる言い方に聞こえる</w:t>
-      </w:r>
-    </w:p>
-    <w:p>
-      <w:pPr>
-        <w:pStyle w:val="ListBullet"/>
-      </w:pPr>
-      <w:r>
-        <w:t>芝居がからない。普段の会話の高さで話す。台本にある体言止め（「見る回数。」「飛びつき。」など）は、名札を置くだけのつもりで軽く読む</w:t>
+        <w:t>「若い人」を言うとき、声を落とさない</w:t>
       </w:r>
     </w:p>
     <w:sectPr>

--- a/★AI関連ファイル/projects/カンニング用_Googleドキュメント用.docx
+++ b/★AI関連ファイル/projects/カンニング用_Googleドキュメント用.docx
@@ -177,7 +177,7 @@
         <w:pStyle w:val="Heading1"/>
       </w:pPr>
       <w:r>
-        <w:t>選んで削るときの目安</w:t>
+        <w:t>時間が押した時の切り方（12分版）</w:t>
       </w:r>
     </w:p>
     <w:p>
@@ -188,7 +188,7 @@
         <w:rPr>
           <w:sz w:val="26"/>
         </w:rPr>
-        <w:t>全部読むと15分を超える。本番では選ぶ。</w:t>
+        <w:t>原則: 在庫の段落だけを落とす。棚の名前・代表・一手・世代の一句は絶対に残す。</w:t>
       </w:r>
     </w:p>
     <w:p>
@@ -199,42 +199,103 @@
         <w:rPr>
           <w:sz w:val="26"/>
         </w:rPr>
-        <w:t>残すと軸がぶれないもの</w:t>
-        <w:br/>
+        <w:t>切る場所は4つ。上から順に落とす。</w:t>
       </w:r>
+    </w:p>
+    <w:p>
+      <w:pPr>
+        <w:pStyle w:val="ListBullet"/>
+      </w:pPr>
       <w:r>
-        <w:rPr>
-          <w:sz w:val="26"/>
-        </w:rPr>
-        <w:t>- 冒頭の「前回は取りにいく話／今日は引っかかり」</w:t>
-        <w:br/>
+        <w:t>勧誘の在庫（約220字）</w:t>
       </w:r>
+    </w:p>
+    <w:p>
+      <w:pPr>
+        <w:pStyle w:val="ListBullet"/>
+      </w:pPr>
       <w:r>
-        <w:rPr>
-          <w:sz w:val="26"/>
-        </w:rPr>
-        <w:t>- 4つの棚の名前</w:t>
-        <w:br/>
+        <w:t>「同じ棚に、ほかも入っています。名前だけ置きます。」から、預金金利・貯蓄性保険・子ども孫の3段落まで、まるごと。</w:t>
       </w:r>
+    </w:p>
+    <w:p>
+      <w:pPr>
+        <w:pStyle w:val="ListBullet"/>
+      </w:pPr>
       <w:r>
-        <w:rPr>
-          <w:sz w:val="26"/>
-        </w:rPr>
-        <w:t>- 各棚の「今日の一手」</w:t>
-        <w:br/>
+        <w:t>「明後日も残っています」から、そのまま「この棚の今日の一手は」へ飛ぶ。</w:t>
       </w:r>
+    </w:p>
+    <w:p>
+      <w:pPr>
+        <w:pStyle w:val="ListBullet"/>
+      </w:pPr>
       <w:r>
-        <w:rPr>
-          <w:sz w:val="26"/>
-        </w:rPr>
-        <w:t>- 負担の「繰上げしたくなる→今日は止める」（残債がある人がいる回）</w:t>
-        <w:br/>
+        <w:t>頭の在庫（約224字）</w:t>
       </w:r>
+    </w:p>
+    <w:p>
+      <w:pPr>
+        <w:pStyle w:val="ListBullet"/>
+      </w:pPr>
       <w:r>
-        <w:rPr>
-          <w:sz w:val="26"/>
-        </w:rPr>
-        <w:t>- 締めの「新しい金利商品を増やさない」「48時間」「11月の掃除」</w:t>
+        <w:t>「名前だけ、あと3つ。」から、見る回数・飛びつき・名前の勘違いの3段落まで、まるごと。</w:t>
+      </w:r>
+    </w:p>
+    <w:p>
+      <w:pPr>
+        <w:pStyle w:val="ListBullet"/>
+      </w:pPr>
+      <w:r>
+        <w:t>代表（平均）だけで棚を閉じる。</w:t>
+      </w:r>
+    </w:p>
+    <w:p>
+      <w:pPr>
+        <w:pStyle w:val="ListBullet"/>
+      </w:pPr>
+      <w:r>
+        <w:t>縛りの在庫（約186字）</w:t>
+      </w:r>
+    </w:p>
+    <w:p>
+      <w:pPr>
+        <w:pStyle w:val="ListBullet"/>
+      </w:pPr>
+      <w:r>
+        <w:t>「同じ棚に、名前だけ置きます。」から、個人向け国債・古い口座の2段落まで、まるごと。</w:t>
+      </w:r>
+    </w:p>
+    <w:p>
+      <w:pPr>
+        <w:pStyle w:val="ListBullet"/>
+      </w:pPr>
+      <w:r>
+        <w:t>負担の125%の数字例</w:t>
+      </w:r>
+    </w:p>
+    <w:p>
+      <w:pPr>
+        <w:pStyle w:val="ListBullet"/>
+      </w:pPr>
+      <w:r>
+        <w:t>「月10万円なら、いきなり12.5万円超にはしにくい。」の一文だけ落としても棚は持つ。</w:t>
+      </w:r>
+    </w:p>
+    <w:p>
+      <w:pPr>
+        <w:pStyle w:val="ListBullet"/>
+      </w:pPr>
+      <w:r>
+        <w:t>残債・焦るな・見直し確認・今日は返さない、は残す。</w:t>
+      </w:r>
+    </w:p>
+    <w:p>
+      <w:pPr>
+        <w:pStyle w:val="ListBullet"/>
+      </w:pPr>
+      <w:r>
+        <w:t>残債がある人が少ない回なら、負担パート全体を短くし、頭へ早めに入る。</w:t>
       </w:r>
     </w:p>
     <w:p>
@@ -245,42 +306,14 @@
         <w:rPr>
           <w:sz w:val="26"/>
         </w:rPr>
-        <w:t>落としやすいブロック</w:t>
+        <w:t>4つ全部落とすと 約3,110字。毎分240字で、およそ13分。</w:t>
         <w:br/>
       </w:r>
       <w:r>
         <w:rPr>
           <w:sz w:val="26"/>
         </w:rPr>
-        <w:t>- 勧誘の在庫3つ（預金金利・保険・孫）の詳細</w:t>
-        <w:br/>
-      </w:r>
-      <w:r>
-        <w:rPr>
-          <w:sz w:val="26"/>
-        </w:rPr>
-        <w:t>- 縛りの国債の数字、古い口座の具体例（どちらか一方でも可）</w:t>
-        <w:br/>
-      </w:r>
-      <w:r>
-        <w:rPr>
-          <w:sz w:val="26"/>
-        </w:rPr>
-        <w:t>- 負担の「なぜ急ぐか」「元本が減りにくくなる」補足</w:t>
-        <w:br/>
-      </w:r>
-      <w:r>
-        <w:rPr>
-          <w:sz w:val="26"/>
-        </w:rPr>
-        <w:t>- 頭の在庫3つ（見る回数・飛びつき・名前の勘違い）の詳細</w:t>
-        <w:br/>
-      </w:r>
-      <w:r>
-        <w:rPr>
-          <w:sz w:val="26"/>
-        </w:rPr>
-        <w:t>- 世代対比は、各棚で毎回言わなくてもよい。冒頭と締めだけでも可</w:t>
+        <w:t>2つだけ落とすと 約3,320字で、およそ13分50秒。押し方に応じて選ぶ。</w:t>
       </w:r>
     </w:p>
     <w:p>
@@ -291,14 +324,47 @@
         <w:rPr>
           <w:sz w:val="26"/>
         </w:rPr>
-        <w:t>12分に寄せるなら</w:t>
-        <w:br/>
+        <w:t>切ってはいけない場所</w:t>
       </w:r>
+    </w:p>
+    <w:p>
+      <w:pPr>
+        <w:pStyle w:val="ListBullet"/>
+      </w:pPr>
       <w:r>
-        <w:rPr>
-          <w:sz w:val="26"/>
-        </w:rPr>
-        <w:t>在庫を全部落とし、各棚は代表＋一手＋世代一句（または世代は冒頭と締めのみ）。</w:t>
+        <w:t>冒頭の「前回は取りにいく話／今日は引っかかりの話」</w:t>
+      </w:r>
+    </w:p>
+    <w:p>
+      <w:pPr>
+        <w:pStyle w:val="ListBullet"/>
+      </w:pPr>
+      <w:r>
+        <w:t>4つの棚の名前（勧誘・縛り・負担・頭）</w:t>
+      </w:r>
+    </w:p>
+    <w:p>
+      <w:pPr>
+        <w:pStyle w:val="ListBullet"/>
+      </w:pPr>
+      <w:r>
+        <w:t>各棚の「この棚の今日の一手は、○○しないことです。」4回</w:t>
+      </w:r>
+    </w:p>
+    <w:p>
+      <w:pPr>
+        <w:pStyle w:val="ListBullet"/>
+      </w:pPr>
+      <w:r>
+        <w:t>締めの「新しい金利商品を増やさない」「勧誘を48時間置く」</w:t>
+      </w:r>
+    </w:p>
+    <w:p>
+      <w:pPr>
+        <w:pStyle w:val="ListBullet"/>
+      </w:pPr>
+      <w:r>
+        <w:t>11月のお掃除の予告</w:t>
       </w:r>
     </w:p>
     <w:p>
@@ -311,10 +377,13 @@
     </w:p>
     <w:p>
       <w:pPr>
-        <w:pStyle w:val="ListBullet"/>
+        <w:jc w:val="left"/>
       </w:pPr>
       <w:r>
-        <w:t>長め原稿なので、読み上げ速度より「どこを今日使うか」を先に決める</w:t>
+        <w:rPr>
+          <w:sz w:val="26"/>
+        </w:rPr>
+        <w:t>早口になりやすい場所（意識してゆっくり）</w:t>
       </w:r>
     </w:p>
     <w:p>
@@ -322,7 +391,7 @@
         <w:pStyle w:val="ListBullet"/>
       </w:pPr>
       <w:r>
-        <w:t>勧誘のユーモア（椅子をすすめられる）は残すと場が温まる</w:t>
+        <w:t>冒頭の「20代30代にとっての金利は／50代60代にとっての金利は」の2行。ここが今日の眼鏡なので、急ぐと全部ぼやける</w:t>
       </w:r>
     </w:p>
     <w:p>
@@ -330,7 +399,7 @@
         <w:pStyle w:val="ListBullet"/>
       </w:pPr>
       <w:r>
-        <w:t>負担は責めない。「返したくなるのは自然」を先に認める</w:t>
+        <w:t>負担の「次の見直しはいつか、125%はあるか、月々がいくら増えたら嫌か」。三つは区切って言う</w:t>
       </w:r>
     </w:p>
     <w:p>
@@ -338,7 +407,7 @@
         <w:pStyle w:val="ListBullet"/>
       </w:pPr>
       <w:r>
-        <w:t>125%は名前と月10万の例だけでも通じる。深追いしない</w:t>
+        <w:t>頭の「名前だけ、あと3つ。」以降。短い段落が続くので、走りやすい。段落ごとに一拍</w:t>
       </w:r>
     </w:p>
     <w:p>
@@ -346,7 +415,18 @@
         <w:pStyle w:val="ListBullet"/>
       </w:pPr>
       <w:r>
-        <w:t>「○○しないことです」の語尾は下げて言い切る</w:t>
+        <w:t>各棚の在庫の段落。読み上げになりかけたら、それは速すぎる合図</w:t>
+      </w:r>
+    </w:p>
+    <w:p>
+      <w:pPr>
+        <w:jc w:val="left"/>
+      </w:pPr>
+      <w:r>
+        <w:rPr>
+          <w:sz w:val="26"/>
+        </w:rPr>
+        <w:t>間を置く場所（1〜2秒、黙る）</w:t>
       </w:r>
     </w:p>
     <w:p>
@@ -354,7 +434,144 @@
         <w:pStyle w:val="ListBullet"/>
       </w:pPr>
       <w:r>
-        <w:t>「若い人」を言うとき、声を落とさない</w:t>
+        <w:t>「引っかかりは、大きく4つです。」の直後。棚の名前を言う前に一拍</w:t>
+      </w:r>
+    </w:p>
+    <w:p>
+      <w:pPr>
+        <w:pStyle w:val="ListBullet"/>
+      </w:pPr>
+      <w:r>
+        <w:t>「この棚の今日の一手は、○○しないことです。」を言い切ったあと。4回とも、次の棚に入る前に必ず空ける</w:t>
+      </w:r>
+    </w:p>
+    <w:p>
+      <w:pPr>
+        <w:pStyle w:val="ListBullet"/>
+      </w:pPr>
+      <w:r>
+        <w:t>「それは平均の話で、うちの話ではありません。」のあと</w:t>
+      </w:r>
+    </w:p>
+    <w:p>
+      <w:pPr>
+        <w:pStyle w:val="ListBullet"/>
+      </w:pPr>
+      <w:r>
+        <w:t>「利息より先に、引っかかりを疑ってください。」と「以上です。」の間</w:t>
+      </w:r>
+    </w:p>
+    <w:p>
+      <w:pPr>
+        <w:jc w:val="left"/>
+      </w:pPr>
+      <w:r>
+        <w:rPr>
+          <w:sz w:val="26"/>
+        </w:rPr>
+        <w:t>読点で息を切る行（読点を全部使う。つなげない）</w:t>
+      </w:r>
+    </w:p>
+    <w:p>
+      <w:pPr>
+        <w:pStyle w:val="ListBullet"/>
+      </w:pPr>
+      <w:r>
+        <w:t>「口座も、定期も、保険も、国債も、今あるもので止める。」</w:t>
+      </w:r>
+    </w:p>
+    <w:p>
+      <w:pPr>
+        <w:pStyle w:val="ListBullet"/>
+      </w:pPr>
+      <w:r>
+        <w:t>「誘われて、縛られて、繰上げしたくなって、平均で安心する。」</w:t>
+      </w:r>
+    </w:p>
+    <w:p>
+      <w:pPr>
+        <w:pStyle w:val="ListBullet"/>
+      </w:pPr>
+      <w:r>
+        <w:t>「その200万は、定期に入れない。現金のまま残していい。」</w:t>
+      </w:r>
+    </w:p>
+    <w:p>
+      <w:pPr>
+        <w:jc w:val="left"/>
+      </w:pPr>
+      <w:r>
+        <w:rPr>
+          <w:sz w:val="26"/>
+        </w:rPr>
+        <w:t>温度</w:t>
+      </w:r>
+    </w:p>
+    <w:p>
+      <w:pPr>
+        <w:pStyle w:val="ListBullet"/>
+      </w:pPr>
+      <w:r>
+        <w:t>勧誘は少し笑いながら。「今は、椅子をすすめられます。」は軽く落とす</w:t>
+      </w:r>
+    </w:p>
+    <w:p>
+      <w:pPr>
+        <w:pStyle w:val="ListBullet"/>
+      </w:pPr>
+      <w:r>
+        <w:t>縛りは具体に。数字（1年、3年、200万）ははっきり</w:t>
+      </w:r>
+    </w:p>
+    <w:p>
+      <w:pPr>
+        <w:pStyle w:val="ListBullet"/>
+      </w:pPr>
+      <w:r>
+        <w:t>負担は落ち着いて。繰上げを責める声にしない。「返したくなるのは自然」を先に認める</w:t>
+      </w:r>
+    </w:p>
+    <w:p>
+      <w:pPr>
+        <w:pStyle w:val="ListBullet"/>
+      </w:pPr>
+      <w:r>
+        <w:t>頭は少しだけ強く。ただし「皆さんは間違っている」の声にしない</w:t>
+      </w:r>
+    </w:p>
+    <w:p>
+      <w:pPr>
+        <w:jc w:val="left"/>
+      </w:pPr>
+      <w:r>
+        <w:rPr>
+          <w:sz w:val="26"/>
+        </w:rPr>
+        <w:t>共通</w:t>
+      </w:r>
+    </w:p>
+    <w:p>
+      <w:pPr>
+        <w:pStyle w:val="ListBullet"/>
+      </w:pPr>
+      <w:r>
+        <w:t>「○○しないことです」の語尾は、下げて言い切る。上げると相談になる</w:t>
+      </w:r>
+    </w:p>
+    <w:p>
+      <w:pPr>
+        <w:pStyle w:val="ListBullet"/>
+      </w:pPr>
+      <w:r>
+        <w:t>「若い人」を言うとき、声を落とさない。下げる言い方に聞こえる</w:t>
+      </w:r>
+    </w:p>
+    <w:p>
+      <w:pPr>
+        <w:pStyle w:val="ListBullet"/>
+      </w:pPr>
+      <w:r>
+        <w:t>芝居がからない。普段の会話の高さで話す。台本にある体言止め（「見る回数。」「飛びつき。」など）は、名札を置くだけのつもりで軽く読む</w:t>
       </w:r>
     </w:p>
     <w:sectPr>

--- a/★AI関連ファイル/projects/カンニング用_Googleドキュメント用.docx
+++ b/★AI関連ファイル/projects/カンニング用_Googleドキュメント用.docx
@@ -271,7 +271,7 @@
         <w:pStyle w:val="ListBullet"/>
       </w:pPr>
       <w:r>
-        <w:t>負担の125%の数字例</w:t>
+        <w:t>負担の125%の具体説明</w:t>
       </w:r>
     </w:p>
     <w:p>
@@ -279,7 +279,23 @@
         <w:pStyle w:val="ListBullet"/>
       </w:pPr>
       <w:r>
-        <w:t>「月10万円なら、いきなり12.5万円超にはしにくい。」の一文だけ落としても棚は持つ。</w:t>
+        <w:t>時間が押したら、「5年ルールと125%の説明段落」から「未払利息」までを落とす。</w:t>
+      </w:r>
+    </w:p>
+    <w:p>
+      <w:pPr>
+        <w:pStyle w:val="ListBullet"/>
+      </w:pPr>
+      <w:r>
+        <w:t>落とすなら最低限残すのは、「月々は急に増えにくい／ただし利息は増えている／自分の契約にあるか確認」の3点。</w:t>
+      </w:r>
+    </w:p>
+    <w:p>
+      <w:pPr>
+        <w:pStyle w:val="ListBullet"/>
+      </w:pPr>
+      <w:r>
+        <w:t>数字例（月10万→最大12.5万）は1文だけ残してもよい。</w:t>
       </w:r>
     </w:p>
     <w:p>
@@ -399,7 +415,15 @@
         <w:pStyle w:val="ListBullet"/>
       </w:pPr>
       <w:r>
-        <w:t>負担の「次の見直しはいつか、125%はあるか、月々がいくら増えたら嫌か」。三つは区切って言う</w:t>
+        <w:t>負担の「次の金利見直しはいつか、返済額の見直しはいつか、125%はあるか、月々がいくら増えたら嫌か」。区切って言う</w:t>
+      </w:r>
+    </w:p>
+    <w:p>
+      <w:pPr>
+        <w:pStyle w:val="ListBullet"/>
+      </w:pPr>
+      <w:r>
+        <w:t>125%を言うときは、「月々の上限」と「利息は増えている」を必ずセット。片方だけだと安心しすぎる</w:t>
       </w:r>
     </w:p>
     <w:p>

--- a/★AI関連ファイル/projects/カンニング用_Googleドキュメント用.docx
+++ b/★AI関連ファイル/projects/カンニング用_Googleドキュメント用.docx
@@ -356,6 +356,14 @@
         <w:pStyle w:val="ListBullet"/>
       </w:pPr>
       <w:r>
+        <w:t>冒頭と締めの「不安で動かすとだいたい損しやすい／焦って決めない」</w:t>
+      </w:r>
+    </w:p>
+    <w:p>
+      <w:pPr>
+        <w:pStyle w:val="ListBullet"/>
+      </w:pPr>
+      <w:r>
         <w:t>4つの棚の名前（勧誘・縛り・負担・頭）</w:t>
       </w:r>
     </w:p>
@@ -487,6 +495,14 @@
     </w:p>
     <w:p>
       <w:pPr>
+        <w:pStyle w:val="ListBullet"/>
+      </w:pPr>
+      <w:r>
+        <w:t>「不安で動かすと、だいたい損しやすい。焦って決めない。」のあと。結論の一文なので一拍置く</w:t>
+      </w:r>
+    </w:p>
+    <w:p>
+      <w:pPr>
         <w:jc w:val="left"/>
       </w:pPr>
       <w:r>
@@ -510,6 +526,14 @@
       </w:pPr>
       <w:r>
         <w:t>「誘われて、縛られて、繰上げしたくなって、平均で安心する。」</w:t>
+      </w:r>
+    </w:p>
+    <w:p>
+      <w:pPr>
+        <w:pStyle w:val="ListBullet"/>
+      </w:pPr>
+      <w:r>
+        <w:t>「不安になる。動かしたくなる。だいたい、損しやすい。」</w:t>
       </w:r>
     </w:p>
     <w:p>
